--- a/Collatio/20/3. Rúbrica/Rúbrica 20.docx
+++ b/Collatio/20/3. Rúbrica/Rúbrica 20.docx
@@ -5,20 +5,20 @@
     <w:p>
       <w:pPr>
         <w:rPr>
-          <w:rFonts w:ascii="Garamond" w:hAnsi="Garamond"/>
+          <w:rFonts w:ascii="Brill" w:hAnsi="Brill"/>
           <w:lang w:val="es-ES"/>
         </w:rPr>
       </w:pPr>
       <w:r>
         <w:rPr>
-          <w:rFonts w:ascii="Garamond" w:hAnsi="Garamond"/>
+          <w:rFonts w:ascii="Brill" w:hAnsi="Brill"/>
           <w:lang w:val="es-ES"/>
         </w:rPr>
         <w:t xml:space="preserve">Capítulo </w:t>
       </w:r>
       <w:r>
         <w:rPr>
-          <w:rFonts w:ascii="Garamond" w:hAnsi="Garamond"/>
+          <w:rFonts w:ascii="Brill" w:hAnsi="Brill"/>
           <w:smallCaps/>
           <w:lang w:val="es-ES"/>
         </w:rPr>
@@ -26,7 +26,7 @@
       </w:r>
       <w:r>
         <w:rPr>
-          <w:rFonts w:ascii="Garamond" w:hAnsi="Garamond"/>
+          <w:rFonts w:ascii="Brill" w:hAnsi="Brill"/>
           <w:lang w:val="es-ES"/>
         </w:rPr>
         <w:t>. ¿</w:t>
@@ -35,7 +35,7 @@
     <w:p>
       <w:pPr>
         <w:rPr>
-          <w:rFonts w:ascii="Garamond" w:hAnsi="Garamond"/>
+          <w:rFonts w:ascii="Brill" w:hAnsi="Brill"/>
           <w:lang w:val="es-ES"/>
         </w:rPr>
       </w:pPr>
@@ -43,21 +43,21 @@
     <w:p>
       <w:pPr>
         <w:rPr>
-          <w:rFonts w:ascii="Garamond" w:hAnsi="Garamond"/>
+          <w:rFonts w:ascii="Brill" w:hAnsi="Brill"/>
           <w:color w:val="FF0000"/>
           <w:lang w:val="es-ES"/>
         </w:rPr>
       </w:pPr>
       <w:r>
         <w:rPr>
-          <w:rFonts w:ascii="Garamond" w:hAnsi="Garamond"/>
+          <w:rFonts w:ascii="Brill" w:hAnsi="Brill"/>
           <w:lang w:val="es-ES"/>
         </w:rPr>
         <w:t>A: 25rb</w:t>
       </w:r>
       <w:r>
         <w:rPr>
-          <w:rFonts w:ascii="Garamond" w:hAnsi="Garamond"/>
+          <w:rFonts w:ascii="Brill" w:hAnsi="Brill"/>
           <w:color w:val="FF0000"/>
           <w:lang w:val="es-ES"/>
         </w:rPr>
@@ -65,7 +65,7 @@
       </w:r>
       <w:r>
         <w:rPr>
-          <w:rFonts w:ascii="Garamond" w:hAnsi="Garamond"/>
+          <w:rFonts w:ascii="Brill" w:hAnsi="Brill"/>
           <w:color w:val="FF0000"/>
           <w:lang w:val="es-ES"/>
         </w:rPr>
@@ -73,7 +73,7 @@
       </w:r>
       <w:r>
         <w:rPr>
-          <w:rFonts w:ascii="Garamond" w:hAnsi="Garamond"/>
+          <w:rFonts w:ascii="Brill" w:hAnsi="Brill"/>
           <w:color w:val="FF0000"/>
           <w:lang w:val="es-ES"/>
         </w:rPr>
@@ -81,7 +81,7 @@
       </w:r>
       <w:r>
         <w:rPr>
-          <w:rFonts w:ascii="Garamond" w:hAnsi="Garamond"/>
+          <w:rFonts w:ascii="Brill" w:hAnsi="Brill"/>
           <w:color w:val="FF0000"/>
           <w:lang w:val="es-ES"/>
         </w:rPr>
@@ -89,7 +89,7 @@
       </w:r>
       <w:r>
         <w:rPr>
-          <w:rFonts w:ascii="Garamond" w:hAnsi="Garamond"/>
+          <w:rFonts w:ascii="Brill" w:hAnsi="Brill"/>
           <w:color w:val="FF0000"/>
           <w:lang w:val="es-ES"/>
         </w:rPr>
@@ -97,7 +97,7 @@
       </w:r>
       <w:r>
         <w:rPr>
-          <w:rFonts w:ascii="Garamond" w:hAnsi="Garamond"/>
+          <w:rFonts w:ascii="Brill" w:hAnsi="Brill"/>
           <w:color w:val="FF0000"/>
           <w:lang w:val="es-ES"/>
         </w:rPr>
@@ -107,7 +107,7 @@
     <w:p>
       <w:pPr>
         <w:rPr>
-          <w:rFonts w:ascii="Garamond" w:eastAsia="Calibri" w:hAnsi="Garamond" w:cs="Times New Roman (Corps CS)"/>
+          <w:rFonts w:ascii="Brill" w:eastAsia="Calibri" w:hAnsi="Brill" w:cs="Times New Roman (Corps CS)"/>
           <w:color w:val="FF0000"/>
           <w:kern w:val="2"/>
           <w:lang w:val="es-ES"/>
@@ -116,7 +116,7 @@
       </w:pPr>
       <w:r>
         <w:rPr>
-          <w:rFonts w:ascii="Garamond" w:eastAsia="Calibri" w:hAnsi="Garamond" w:cs="Times New Roman (Corps CS)"/>
+          <w:rFonts w:ascii="Brill" w:eastAsia="Calibri" w:hAnsi="Brill" w:cs="Times New Roman (Corps CS)"/>
           <w:kern w:val="2"/>
           <w:lang w:val="es-ES"/>
           <w14:ligatures w14:val="standardContextual"/>
@@ -125,7 +125,7 @@
       </w:r>
       <w:r>
         <w:rPr>
-          <w:rFonts w:ascii="Garamond" w:eastAsia="Calibri" w:hAnsi="Garamond" w:cs="Times New Roman (Corps CS)"/>
+          <w:rFonts w:ascii="Brill" w:eastAsia="Calibri" w:hAnsi="Brill" w:cs="Times New Roman (Corps CS)"/>
           <w:color w:val="FF0000"/>
           <w:kern w:val="2"/>
           <w:lang w:val="es-ES"/>
@@ -135,7 +135,7 @@
       </w:r>
       <w:r>
         <w:rPr>
-          <w:rFonts w:ascii="Garamond" w:eastAsia="Calibri" w:hAnsi="Garamond" w:cs="Times New Roman (Corps CS)"/>
+          <w:rFonts w:ascii="Brill" w:eastAsia="Calibri" w:hAnsi="Brill" w:cs="Times New Roman (Corps CS)"/>
           <w:smallCaps/>
           <w:color w:val="FF0000"/>
           <w:kern w:val="2"/>
@@ -146,7 +146,7 @@
       </w:r>
       <w:r>
         <w:rPr>
-          <w:rFonts w:ascii="Garamond" w:eastAsia="Calibri" w:hAnsi="Garamond" w:cs="Times New Roman (Corps CS)"/>
+          <w:rFonts w:ascii="Brill" w:eastAsia="Calibri" w:hAnsi="Brill" w:cs="Times New Roman (Corps CS)"/>
           <w:color w:val="FF0000"/>
           <w:kern w:val="2"/>
           <w:lang w:val="es-ES"/>
@@ -158,7 +158,7 @@
     <w:p>
       <w:pPr>
         <w:rPr>
-          <w:rFonts w:ascii="Garamond" w:eastAsia="Calibri" w:hAnsi="Garamond" w:cs="Times New Roman (Corps CS)"/>
+          <w:rFonts w:ascii="Brill" w:eastAsia="Calibri" w:hAnsi="Brill" w:cs="Times New Roman (Corps CS)"/>
           <w:color w:val="FF0000"/>
           <w:kern w:val="2"/>
           <w:lang w:val="es-ES"/>
@@ -167,7 +167,7 @@
       </w:pPr>
       <w:r>
         <w:rPr>
-          <w:rFonts w:ascii="Garamond" w:eastAsia="Calibri" w:hAnsi="Garamond" w:cs="Times New Roman (Corps CS)"/>
+          <w:rFonts w:ascii="Brill" w:eastAsia="Calibri" w:hAnsi="Brill" w:cs="Times New Roman (Corps CS)"/>
           <w:kern w:val="2"/>
           <w:lang w:val="es-ES"/>
           <w14:ligatures w14:val="standardContextual"/>
@@ -176,7 +176,7 @@
       </w:r>
       <w:r>
         <w:rPr>
-          <w:rFonts w:ascii="Garamond" w:eastAsia="Calibri" w:hAnsi="Garamond" w:cs="Times New Roman (Corps CS)"/>
+          <w:rFonts w:ascii="Brill" w:eastAsia="Calibri" w:hAnsi="Brill" w:cs="Times New Roman (Corps CS)"/>
           <w:color w:val="FF0000"/>
           <w:kern w:val="2"/>
           <w:lang w:val="es-ES"/>
@@ -186,7 +186,7 @@
       </w:r>
       <w:r>
         <w:rPr>
-          <w:rFonts w:ascii="Garamond" w:eastAsia="Calibri" w:hAnsi="Garamond" w:cs="Times New Roman (Corps CS)"/>
+          <w:rFonts w:ascii="Brill" w:eastAsia="Calibri" w:hAnsi="Brill" w:cs="Times New Roman (Corps CS)"/>
           <w:smallCaps/>
           <w:color w:val="FF0000"/>
           <w:kern w:val="2"/>
@@ -197,7 +197,7 @@
       </w:r>
       <w:r>
         <w:rPr>
-          <w:rFonts w:ascii="Garamond" w:eastAsia="Calibri" w:hAnsi="Garamond" w:cs="Times New Roman (Corps CS)"/>
+          <w:rFonts w:ascii="Brill" w:eastAsia="Calibri" w:hAnsi="Brill" w:cs="Times New Roman (Corps CS)"/>
           <w:color w:val="FF0000"/>
           <w:kern w:val="2"/>
           <w:lang w:val="es-ES"/>
@@ -209,66 +209,42 @@
     <w:p>
       <w:pPr>
         <w:rPr>
-          <w:rFonts w:ascii="Garamond" w:hAnsi="Garamond"/>
+          <w:rFonts w:ascii="Brill" w:hAnsi="Brill"/>
           <w:color w:val="FF0000"/>
           <w:lang w:val="es-ES"/>
         </w:rPr>
       </w:pPr>
       <w:r>
         <w:rPr>
-          <w:rFonts w:ascii="Garamond" w:hAnsi="Garamond"/>
+          <w:rFonts w:ascii="Brill" w:hAnsi="Brill"/>
           <w:lang w:val="es-ES"/>
         </w:rPr>
         <w:t xml:space="preserve">C: </w:t>
       </w:r>
       <w:r>
         <w:rPr>
-          <w:rFonts w:ascii="Garamond" w:hAnsi="Garamond"/>
+          <w:rFonts w:ascii="Brill" w:hAnsi="Brill"/>
         </w:rPr>
         <w:t>2r</w:t>
       </w:r>
       <w:r>
         <w:rPr>
-          <w:rFonts w:ascii="Garamond" w:hAnsi="Garamond"/>
+          <w:rFonts w:ascii="Brill" w:hAnsi="Brill"/>
           <w:color w:val="FF0000"/>
         </w:rPr>
         <w:t xml:space="preserve"> </w:t>
       </w:r>
       <w:r>
         <w:rPr>
-          <w:rFonts w:ascii="Garamond" w:hAnsi="Garamond"/>
-          <w:color w:val="FF0000"/>
-          <w:lang w:val="es-ES"/>
-        </w:rPr>
-        <w:t>Cap</w:t>
-      </w:r>
-      <w:r>
-        <w:rPr>
-          <w:rFonts w:ascii="Garamond" w:hAnsi="Garamond"/>
-          <w:color w:val="FF0000"/>
-          <w:lang w:val="es-ES"/>
-        </w:rPr>
-        <w:t>í</w:t>
-      </w:r>
-      <w:r>
-        <w:rPr>
-          <w:rFonts w:ascii="Garamond" w:hAnsi="Garamond"/>
-          <w:color w:val="FF0000"/>
-          <w:lang w:val="es-ES"/>
-        </w:rPr>
-        <w:t>tulo</w:t>
-      </w:r>
-      <w:r>
-        <w:rPr>
-          <w:rFonts w:ascii="Garamond" w:hAnsi="Garamond"/>
-          <w:color w:val="FF0000"/>
-          <w:lang w:val="es-ES"/>
-        </w:rPr>
-        <w:t xml:space="preserve"> </w:t>
-      </w:r>
-      <w:r>
-        <w:rPr>
-          <w:rFonts w:ascii="Garamond" w:hAnsi="Garamond"/>
+          <w:rFonts w:ascii="Brill" w:hAnsi="Brill"/>
+          <w:color w:val="FF0000"/>
+          <w:lang w:val="es-ES"/>
+        </w:rPr>
+        <w:t xml:space="preserve">Capítulo </w:t>
+      </w:r>
+      <w:r>
+        <w:rPr>
+          <w:rFonts w:ascii="Brill" w:hAnsi="Brill"/>
           <w:smallCaps/>
           <w:color w:val="FF0000"/>
         </w:rPr>
@@ -276,67 +252,43 @@
       </w:r>
       <w:r>
         <w:rPr>
-          <w:rFonts w:ascii="Garamond" w:hAnsi="Garamond"/>
+          <w:rFonts w:ascii="Brill" w:hAnsi="Brill"/>
           <w:color w:val="FF0000"/>
         </w:rPr>
         <w:t xml:space="preserve">. </w:t>
       </w:r>
       <w:r>
         <w:rPr>
-          <w:rFonts w:ascii="Garamond" w:hAnsi="Garamond"/>
-          <w:color w:val="FF0000"/>
-          <w:lang w:val="es-ES"/>
-        </w:rPr>
-        <w:t>¿</w:t>
-      </w:r>
-      <w:r>
-        <w:rPr>
-          <w:rFonts w:ascii="Garamond" w:hAnsi="Garamond"/>
-          <w:color w:val="FF0000"/>
-          <w:lang w:val="es-ES"/>
-        </w:rPr>
-        <w:t>C</w:t>
-      </w:r>
-      <w:r>
-        <w:rPr>
-          <w:rFonts w:ascii="Garamond" w:hAnsi="Garamond"/>
-          <w:color w:val="FF0000"/>
-          <w:lang w:val="es-ES"/>
-        </w:rPr>
-        <w:t>ó</w:t>
-      </w:r>
-      <w:r>
-        <w:rPr>
-          <w:rFonts w:ascii="Garamond" w:hAnsi="Garamond"/>
-          <w:color w:val="FF0000"/>
-          <w:lang w:val="es-ES"/>
-        </w:rPr>
-        <w:t xml:space="preserve">mo </w:t>
-      </w:r>
-      <w:r>
-        <w:rPr>
-          <w:rFonts w:ascii="Garamond" w:hAnsi="Garamond"/>
+          <w:rFonts w:ascii="Brill" w:hAnsi="Brill"/>
+          <w:color w:val="FF0000"/>
+          <w:lang w:val="es-ES"/>
+        </w:rPr>
+        <w:t xml:space="preserve">¿Cómo </w:t>
+      </w:r>
+      <w:r>
+        <w:rPr>
+          <w:rFonts w:ascii="Brill" w:hAnsi="Brill"/>
           <w:color w:val="FF0000"/>
         </w:rPr>
         <w:t xml:space="preserve">puede entrar la </w:t>
       </w:r>
       <w:r>
         <w:rPr>
-          <w:rFonts w:ascii="Garamond" w:hAnsi="Garamond"/>
+          <w:rFonts w:ascii="Brill" w:hAnsi="Brill"/>
           <w:color w:val="FF0000"/>
         </w:rPr>
         <w:t>á</w:t>
       </w:r>
       <w:r>
         <w:rPr>
-          <w:rFonts w:ascii="Garamond" w:hAnsi="Garamond"/>
+          <w:rFonts w:ascii="Brill" w:hAnsi="Brill"/>
           <w:color w:val="FF0000"/>
         </w:rPr>
         <w:t>nima en la criatura en el vientre de su madre</w:t>
       </w:r>
       <w:r>
         <w:rPr>
-          <w:rFonts w:ascii="Garamond" w:hAnsi="Garamond"/>
+          <w:rFonts w:ascii="Brill" w:hAnsi="Brill"/>
           <w:color w:val="FF0000"/>
           <w:lang w:val="es-ES"/>
         </w:rPr>
@@ -346,65 +298,35 @@
     <w:p>
       <w:pPr>
         <w:rPr>
-          <w:rFonts w:ascii="Garamond" w:hAnsi="Garamond"/>
+          <w:rFonts w:ascii="Brill" w:hAnsi="Brill"/>
           <w:color w:val="FF0000"/>
           <w:lang w:val="es-ES"/>
         </w:rPr>
       </w:pPr>
       <w:r>
         <w:rPr>
-          <w:rFonts w:ascii="Garamond" w:hAnsi="Garamond"/>
+          <w:rFonts w:ascii="Brill" w:hAnsi="Brill"/>
           <w:lang w:val="es-ES"/>
         </w:rPr>
         <w:t xml:space="preserve">C: </w:t>
       </w:r>
       <w:r>
         <w:rPr>
-          <w:rFonts w:ascii="Garamond" w:hAnsi="Garamond"/>
-        </w:rPr>
-        <w:t>43v</w:t>
-      </w:r>
-      <w:r>
-        <w:rPr>
-          <w:rFonts w:ascii="Garamond" w:hAnsi="Garamond"/>
-        </w:rPr>
-        <w:t xml:space="preserve"> </w:t>
-      </w:r>
-      <w:r>
-        <w:rPr>
-          <w:rFonts w:ascii="Garamond" w:hAnsi="Garamond"/>
-          <w:color w:val="FF0000"/>
-          <w:lang w:val="es-ES"/>
-        </w:rPr>
-        <w:t>Cap</w:t>
-      </w:r>
-      <w:r>
-        <w:rPr>
-          <w:rFonts w:ascii="Garamond" w:hAnsi="Garamond"/>
-          <w:color w:val="FF0000"/>
-          <w:lang w:val="es-ES"/>
-        </w:rPr>
-        <w:t>í</w:t>
-      </w:r>
-      <w:r>
-        <w:rPr>
-          <w:rFonts w:ascii="Garamond" w:hAnsi="Garamond"/>
-          <w:color w:val="FF0000"/>
-          <w:lang w:val="es-ES"/>
-        </w:rPr>
-        <w:t>tulo</w:t>
-      </w:r>
-      <w:r>
-        <w:rPr>
-          <w:rFonts w:ascii="Garamond" w:hAnsi="Garamond"/>
-          <w:color w:val="FF0000"/>
-          <w:lang w:val="es-ES"/>
-        </w:rPr>
-        <w:t xml:space="preserve"> </w:t>
-      </w:r>
-      <w:r>
-        <w:rPr>
-          <w:rFonts w:ascii="Garamond" w:hAnsi="Garamond"/>
+          <w:rFonts w:ascii="Brill" w:hAnsi="Brill"/>
+        </w:rPr>
+        <w:t xml:space="preserve">43v </w:t>
+      </w:r>
+      <w:r>
+        <w:rPr>
+          <w:rFonts w:ascii="Brill" w:hAnsi="Brill"/>
+          <w:color w:val="FF0000"/>
+          <w:lang w:val="es-ES"/>
+        </w:rPr>
+        <w:t xml:space="preserve">Capítulo </w:t>
+      </w:r>
+      <w:r>
+        <w:rPr>
+          <w:rFonts w:ascii="Brill" w:hAnsi="Brill"/>
           <w:smallCaps/>
           <w:color w:val="FF0000"/>
         </w:rPr>
@@ -412,59 +334,43 @@
       </w:r>
       <w:r>
         <w:rPr>
-          <w:rFonts w:ascii="Garamond" w:hAnsi="Garamond"/>
+          <w:rFonts w:ascii="Brill" w:hAnsi="Brill"/>
           <w:color w:val="FF0000"/>
         </w:rPr>
         <w:t xml:space="preserve">. </w:t>
       </w:r>
       <w:r>
         <w:rPr>
-          <w:rFonts w:ascii="Garamond" w:hAnsi="Garamond"/>
-          <w:color w:val="FF0000"/>
-          <w:lang w:val="es-ES"/>
-        </w:rPr>
-        <w:t>C</w:t>
-      </w:r>
-      <w:r>
-        <w:rPr>
-          <w:rFonts w:ascii="Garamond" w:hAnsi="Garamond"/>
-          <w:color w:val="FF0000"/>
-          <w:lang w:val="es-ES"/>
-        </w:rPr>
-        <w:t>ó</w:t>
-      </w:r>
-      <w:r>
-        <w:rPr>
-          <w:rFonts w:ascii="Garamond" w:hAnsi="Garamond"/>
-          <w:color w:val="FF0000"/>
-          <w:lang w:val="es-ES"/>
-        </w:rPr>
-        <w:t xml:space="preserve">mo </w:t>
-      </w:r>
-      <w:r>
-        <w:rPr>
-          <w:rFonts w:ascii="Garamond" w:hAnsi="Garamond"/>
+          <w:rFonts w:ascii="Brill" w:hAnsi="Brill"/>
+          <w:color w:val="FF0000"/>
+          <w:lang w:val="es-ES"/>
+        </w:rPr>
+        <w:t xml:space="preserve">Cómo </w:t>
+      </w:r>
+      <w:r>
+        <w:rPr>
+          <w:rFonts w:ascii="Brill" w:hAnsi="Brill"/>
           <w:color w:val="FF0000"/>
         </w:rPr>
         <w:t xml:space="preserve">puede entrar la </w:t>
       </w:r>
       <w:r>
         <w:rPr>
-          <w:rFonts w:ascii="Garamond" w:hAnsi="Garamond"/>
+          <w:rFonts w:ascii="Brill" w:hAnsi="Brill"/>
           <w:color w:val="FF0000"/>
         </w:rPr>
         <w:t>á</w:t>
       </w:r>
       <w:r>
         <w:rPr>
-          <w:rFonts w:ascii="Garamond" w:hAnsi="Garamond"/>
+          <w:rFonts w:ascii="Brill" w:hAnsi="Brill"/>
           <w:color w:val="FF0000"/>
         </w:rPr>
         <w:t>nima en la criatura en el vientre de su madre</w:t>
       </w:r>
       <w:r>
         <w:rPr>
-          <w:rFonts w:ascii="Garamond" w:hAnsi="Garamond"/>
+          <w:rFonts w:ascii="Brill" w:hAnsi="Brill"/>
           <w:color w:val="FF0000"/>
           <w:lang w:val="es-ES"/>
         </w:rPr>
@@ -474,25 +380,25 @@
     <w:p>
       <w:pPr>
         <w:rPr>
-          <w:rFonts w:ascii="Garamond" w:hAnsi="Garamond"/>
+          <w:rFonts w:ascii="Brill" w:hAnsi="Brill"/>
         </w:rPr>
       </w:pPr>
       <w:r>
         <w:rPr>
-          <w:rFonts w:ascii="Garamond" w:hAnsi="Garamond"/>
+          <w:rFonts w:ascii="Brill" w:hAnsi="Brill"/>
           <w:lang w:val="es-ES"/>
         </w:rPr>
         <w:t xml:space="preserve">D: </w:t>
       </w:r>
       <w:r>
         <w:rPr>
-          <w:rFonts w:ascii="Garamond" w:hAnsi="Garamond"/>
+          <w:rFonts w:ascii="Brill" w:hAnsi="Brill"/>
         </w:rPr>
         <w:t>121ra</w:t>
       </w:r>
       <w:r>
         <w:rPr>
-          <w:rFonts w:ascii="Garamond" w:hAnsi="Garamond"/>
+          <w:rFonts w:ascii="Brill" w:hAnsi="Brill"/>
           <w:color w:val="FF0000"/>
           <w:lang w:val="es-ES"/>
         </w:rPr>
@@ -500,62 +406,38 @@
       </w:r>
       <w:r>
         <w:rPr>
-          <w:rFonts w:ascii="Garamond" w:hAnsi="Garamond"/>
-          <w:color w:val="FF0000"/>
-          <w:lang w:val="es-ES"/>
-        </w:rPr>
-        <w:t>Cap</w:t>
-      </w:r>
-      <w:r>
-        <w:rPr>
-          <w:rFonts w:ascii="Garamond" w:hAnsi="Garamond"/>
-          <w:color w:val="FF0000"/>
-          <w:lang w:val="es-ES"/>
-        </w:rPr>
-        <w:t>í</w:t>
-      </w:r>
-      <w:r>
-        <w:rPr>
-          <w:rFonts w:ascii="Garamond" w:hAnsi="Garamond"/>
-          <w:color w:val="FF0000"/>
-          <w:lang w:val="es-ES"/>
-        </w:rPr>
-        <w:t>tulo</w:t>
-      </w:r>
-      <w:r>
-        <w:rPr>
-          <w:rFonts w:ascii="Garamond" w:hAnsi="Garamond"/>
-          <w:color w:val="FF0000"/>
-          <w:lang w:val="es-ES"/>
+          <w:rFonts w:ascii="Brill" w:hAnsi="Brill"/>
+          <w:color w:val="FF0000"/>
+          <w:lang w:val="es-ES"/>
+        </w:rPr>
+        <w:t xml:space="preserve">Capítulo </w:t>
+      </w:r>
+      <w:r>
+        <w:rPr>
+          <w:rFonts w:ascii="Brill" w:hAnsi="Brill"/>
+          <w:smallCaps/>
+          <w:color w:val="FF0000"/>
+        </w:rPr>
+        <w:t>xlii</w:t>
+      </w:r>
+      <w:r>
+        <w:rPr>
+          <w:rFonts w:ascii="Brill" w:hAnsi="Brill"/>
+          <w:color w:val="FF0000"/>
+          <w:lang w:val="es-ES"/>
+        </w:rPr>
+        <w:t>.</w:t>
+      </w:r>
+      <w:r>
+        <w:rPr>
+          <w:rFonts w:ascii="Brill" w:hAnsi="Brill"/>
+          <w:color w:val="FF0000"/>
         </w:rPr>
         <w:t xml:space="preserve"> </w:t>
       </w:r>
       <w:r>
         <w:rPr>
-          <w:rFonts w:ascii="Garamond" w:hAnsi="Garamond"/>
-          <w:smallCaps/>
-          <w:color w:val="FF0000"/>
-        </w:rPr>
-        <w:t>xlii</w:t>
-      </w:r>
-      <w:r>
-        <w:rPr>
-          <w:rFonts w:ascii="Garamond" w:hAnsi="Garamond"/>
-          <w:color w:val="FF0000"/>
-          <w:lang w:val="es-ES"/>
-        </w:rPr>
-        <w:t>.</w:t>
-      </w:r>
-      <w:r>
-        <w:rPr>
-          <w:rFonts w:ascii="Garamond" w:hAnsi="Garamond"/>
-          <w:color w:val="FF0000"/>
-        </w:rPr>
-        <w:t xml:space="preserve"> </w:t>
-      </w:r>
-      <w:r>
-        <w:rPr>
-          <w:rFonts w:ascii="Garamond" w:hAnsi="Garamond"/>
+          <w:rFonts w:ascii="Brill" w:hAnsi="Brill"/>
           <w:color w:val="FF0000"/>
           <w:lang w:val="es-ES"/>
         </w:rPr>
@@ -563,35 +445,35 @@
       </w:r>
       <w:r>
         <w:rPr>
-          <w:rFonts w:ascii="Garamond" w:hAnsi="Garamond"/>
+          <w:rFonts w:ascii="Brill" w:hAnsi="Brill"/>
           <w:color w:val="FF0000"/>
         </w:rPr>
         <w:t>emanda c</w:t>
       </w:r>
       <w:r>
         <w:rPr>
-          <w:rFonts w:ascii="Garamond" w:hAnsi="Garamond"/>
+          <w:rFonts w:ascii="Brill" w:hAnsi="Brill"/>
           <w:color w:val="FF0000"/>
         </w:rPr>
         <w:t>ó</w:t>
       </w:r>
       <w:r>
         <w:rPr>
-          <w:rFonts w:ascii="Garamond" w:hAnsi="Garamond"/>
+          <w:rFonts w:ascii="Brill" w:hAnsi="Brill"/>
           <w:color w:val="FF0000"/>
         </w:rPr>
         <w:t xml:space="preserve">mo puede entrar el alma en la criatura yaziendo encerrada la criatura en el vientre de su </w:t>
       </w:r>
       <w:r>
         <w:rPr>
-          <w:rFonts w:ascii="Garamond" w:hAnsi="Garamond"/>
+          <w:rFonts w:ascii="Brill" w:hAnsi="Brill"/>
           <w:color w:val="FF0000"/>
         </w:rPr>
         <w:t>madre</w:t>
       </w:r>
       <w:r>
         <w:rPr>
-          <w:rFonts w:ascii="Garamond" w:hAnsi="Garamond"/>
+          <w:rFonts w:ascii="Brill" w:hAnsi="Brill"/>
           <w:color w:val="FF0000"/>
           <w:lang w:val="es-ES"/>
         </w:rPr>
@@ -601,121 +483,73 @@
     <w:p>
       <w:pPr>
         <w:rPr>
-          <w:rFonts w:ascii="Garamond" w:hAnsi="Garamond"/>
+          <w:rFonts w:ascii="Brill" w:hAnsi="Brill"/>
           <w:color w:val="FF0000"/>
           <w:lang w:val="es-ES"/>
         </w:rPr>
       </w:pPr>
       <w:r>
         <w:rPr>
-          <w:rFonts w:ascii="Garamond" w:hAnsi="Garamond"/>
+          <w:rFonts w:ascii="Brill" w:hAnsi="Brill"/>
         </w:rPr>
         <w:t>E: 62vb</w:t>
       </w:r>
       <w:r>
         <w:rPr>
-          <w:rFonts w:ascii="Garamond" w:hAnsi="Garamond"/>
+          <w:rFonts w:ascii="Brill" w:hAnsi="Brill"/>
           <w:color w:val="FF0000"/>
         </w:rPr>
         <w:t xml:space="preserve"> </w:t>
       </w:r>
       <w:r>
         <w:rPr>
-          <w:rFonts w:ascii="Garamond" w:hAnsi="Garamond"/>
-          <w:color w:val="FF0000"/>
-          <w:lang w:val="es-ES"/>
-        </w:rPr>
-        <w:t>Cap</w:t>
-      </w:r>
-      <w:r>
-        <w:rPr>
-          <w:rFonts w:ascii="Garamond" w:hAnsi="Garamond"/>
-          <w:color w:val="FF0000"/>
-          <w:lang w:val="es-ES"/>
-        </w:rPr>
-        <w:t>í</w:t>
-      </w:r>
-      <w:r>
-        <w:rPr>
-          <w:rFonts w:ascii="Garamond" w:hAnsi="Garamond"/>
-          <w:color w:val="FF0000"/>
-          <w:lang w:val="es-ES"/>
-        </w:rPr>
-        <w:t>tulo</w:t>
-      </w:r>
-      <w:r>
-        <w:rPr>
-          <w:rFonts w:ascii="Garamond" w:hAnsi="Garamond"/>
-          <w:color w:val="FF0000"/>
-          <w:lang w:val="es-ES"/>
+          <w:rFonts w:ascii="Brill" w:hAnsi="Brill"/>
+          <w:color w:val="FF0000"/>
+          <w:lang w:val="es-ES"/>
+        </w:rPr>
+        <w:t xml:space="preserve">Capítulo </w:t>
+      </w:r>
+      <w:r>
+        <w:rPr>
+          <w:rFonts w:ascii="Brill" w:hAnsi="Brill"/>
+          <w:smallCaps/>
+          <w:color w:val="FF0000"/>
+        </w:rPr>
+        <w:t>xxxvi</w:t>
+      </w:r>
+      <w:r>
+        <w:rPr>
+          <w:rFonts w:ascii="Brill" w:hAnsi="Brill"/>
+          <w:color w:val="FF0000"/>
+          <w:lang w:val="es-ES"/>
+        </w:rPr>
+        <w:t>.</w:t>
+      </w:r>
+      <w:r>
+        <w:rPr>
+          <w:rFonts w:ascii="Brill" w:hAnsi="Brill"/>
+          <w:color w:val="FF0000"/>
         </w:rPr>
         <w:t xml:space="preserve"> </w:t>
       </w:r>
       <w:r>
         <w:rPr>
-          <w:rFonts w:ascii="Garamond" w:hAnsi="Garamond"/>
-          <w:smallCaps/>
-          <w:color w:val="FF0000"/>
-        </w:rPr>
-        <w:t>xxxvi</w:t>
-      </w:r>
-      <w:r>
-        <w:rPr>
-          <w:rFonts w:ascii="Garamond" w:hAnsi="Garamond"/>
-          <w:color w:val="FF0000"/>
-          <w:lang w:val="es-ES"/>
-        </w:rPr>
-        <w:t>.</w:t>
-      </w:r>
-      <w:r>
-        <w:rPr>
-          <w:rFonts w:ascii="Garamond" w:hAnsi="Garamond"/>
-          <w:color w:val="FF0000"/>
-        </w:rPr>
-        <w:t xml:space="preserve"> </w:t>
-      </w:r>
-      <w:r>
-        <w:rPr>
-          <w:rFonts w:ascii="Garamond" w:hAnsi="Garamond"/>
-          <w:color w:val="FF0000"/>
-          <w:lang w:val="es-ES"/>
-        </w:rPr>
-        <w:t>¿</w:t>
-      </w:r>
-      <w:r>
-        <w:rPr>
-          <w:rFonts w:ascii="Garamond" w:hAnsi="Garamond"/>
-          <w:color w:val="FF0000"/>
-          <w:lang w:val="es-ES"/>
-        </w:rPr>
-        <w:t>C</w:t>
-      </w:r>
-      <w:r>
-        <w:rPr>
-          <w:rFonts w:ascii="Garamond" w:hAnsi="Garamond"/>
-          <w:color w:val="FF0000"/>
-          <w:lang w:val="es-ES"/>
-        </w:rPr>
-        <w:t>ó</w:t>
-      </w:r>
-      <w:r>
-        <w:rPr>
-          <w:rFonts w:ascii="Garamond" w:hAnsi="Garamond"/>
-          <w:color w:val="FF0000"/>
-          <w:lang w:val="es-ES"/>
-        </w:rPr>
-        <w:t xml:space="preserve">mo </w:t>
-      </w:r>
-      <w:r>
-        <w:rPr>
-          <w:rFonts w:ascii="Garamond" w:hAnsi="Garamond"/>
+          <w:rFonts w:ascii="Brill" w:hAnsi="Brill"/>
+          <w:color w:val="FF0000"/>
+          <w:lang w:val="es-ES"/>
+        </w:rPr>
+        <w:t xml:space="preserve">¿Cómo </w:t>
+      </w:r>
+      <w:r>
+        <w:rPr>
+          <w:rFonts w:ascii="Brill" w:hAnsi="Brill"/>
           <w:color w:val="FF0000"/>
         </w:rPr>
         <w:t>pudo entrar el alma en la criatura encerrada en el vientre</w:t>
       </w:r>
       <w:r>
         <w:rPr>
-          <w:rFonts w:ascii="Garamond" w:hAnsi="Garamond"/>
+          <w:rFonts w:ascii="Brill" w:hAnsi="Brill"/>
           <w:color w:val="FF0000"/>
           <w:lang w:val="es-ES"/>
         </w:rPr>
@@ -725,7 +559,7 @@
     <w:p>
       <w:pPr>
         <w:rPr>
-          <w:rFonts w:ascii="Garamond" w:eastAsia="Aptos" w:hAnsi="Garamond" w:cs="Times New Roman (Corps CS)"/>
+          <w:rFonts w:ascii="Brill" w:eastAsia="Aptos" w:hAnsi="Brill" w:cs="Times New Roman (Corps CS)"/>
           <w:color w:val="FF0000"/>
           <w:kern w:val="2"/>
           <w:lang w:val="fr-FR"/>
@@ -734,7 +568,7 @@
       </w:pPr>
       <w:r>
         <w:rPr>
-          <w:rFonts w:ascii="Garamond" w:eastAsia="Aptos" w:hAnsi="Garamond" w:cs="Times New Roman (Corps CS)"/>
+          <w:rFonts w:ascii="Brill" w:eastAsia="Aptos" w:hAnsi="Brill" w:cs="Times New Roman (Corps CS)"/>
           <w:kern w:val="2"/>
           <w:lang w:val="fr-FR"/>
           <w14:ligatures w14:val="standardContextual"/>
@@ -743,7 +577,7 @@
       </w:r>
       <w:r>
         <w:rPr>
-          <w:rFonts w:ascii="Garamond" w:eastAsia="Aptos" w:hAnsi="Garamond" w:cs="Times New Roman (Corps CS)"/>
+          <w:rFonts w:ascii="Brill" w:eastAsia="Aptos" w:hAnsi="Brill" w:cs="Times New Roman (Corps CS)"/>
           <w:color w:val="FF0000"/>
           <w:kern w:val="2"/>
           <w:lang w:val="fr-FR"/>
@@ -753,7 +587,7 @@
       </w:r>
       <w:r>
         <w:rPr>
-          <w:rFonts w:ascii="Garamond" w:eastAsia="Aptos" w:hAnsi="Garamond" w:cs="Times New Roman (Corps CS)"/>
+          <w:rFonts w:ascii="Brill" w:eastAsia="Aptos" w:hAnsi="Brill" w:cs="Times New Roman (Corps CS)"/>
           <w:smallCaps/>
           <w:color w:val="FF0000"/>
           <w:kern w:val="2"/>
@@ -764,7 +598,7 @@
       </w:r>
       <w:r>
         <w:rPr>
-          <w:rFonts w:ascii="Garamond" w:eastAsia="Aptos" w:hAnsi="Garamond" w:cs="Times New Roman (Corps CS)"/>
+          <w:rFonts w:ascii="Brill" w:eastAsia="Aptos" w:hAnsi="Brill" w:cs="Times New Roman (Corps CS)"/>
           <w:color w:val="FF0000"/>
           <w:kern w:val="2"/>
           <w:lang w:val="fr-FR"/>
@@ -774,7 +608,7 @@
       </w:r>
       <w:r>
         <w:rPr>
-          <w:rFonts w:ascii="Garamond" w:eastAsia="Aptos" w:hAnsi="Garamond" w:cs="Times New Roman (Corps CS)"/>
+          <w:rFonts w:ascii="Brill" w:eastAsia="Aptos" w:hAnsi="Brill" w:cs="Times New Roman (Corps CS)"/>
           <w:color w:val="FF0000"/>
           <w:kern w:val="2"/>
           <w:lang w:val="fr-FR"/>
@@ -784,7 +618,7 @@
       </w:r>
       <w:r>
         <w:rPr>
-          <w:rFonts w:ascii="Garamond" w:eastAsia="Aptos" w:hAnsi="Garamond" w:cs="Times New Roman (Corps CS)"/>
+          <w:rFonts w:ascii="Brill" w:eastAsia="Aptos" w:hAnsi="Brill" w:cs="Times New Roman (Corps CS)"/>
           <w:color w:val="FF0000"/>
           <w:kern w:val="2"/>
           <w:lang w:val="fr-FR"/>
@@ -796,157 +630,109 @@
     <w:p>
       <w:pPr>
         <w:rPr>
-          <w:rFonts w:ascii="Garamond" w:hAnsi="Garamond"/>
+          <w:rFonts w:ascii="Brill" w:hAnsi="Brill"/>
           <w:color w:val="FF0000"/>
           <w:lang w:val="es-ES"/>
         </w:rPr>
       </w:pPr>
       <w:r>
         <w:rPr>
-          <w:rFonts w:ascii="Garamond" w:hAnsi="Garamond"/>
+          <w:rFonts w:ascii="Brill" w:hAnsi="Brill"/>
           <w:lang w:val="es-ES"/>
         </w:rPr>
         <w:t xml:space="preserve">H: </w:t>
       </w:r>
       <w:r>
         <w:rPr>
-          <w:rFonts w:ascii="Garamond" w:hAnsi="Garamond"/>
+          <w:rFonts w:ascii="Brill" w:hAnsi="Brill"/>
         </w:rPr>
         <w:t>27v</w:t>
       </w:r>
       <w:r>
         <w:rPr>
-          <w:rFonts w:ascii="Garamond" w:hAnsi="Garamond"/>
+          <w:rFonts w:ascii="Brill" w:hAnsi="Brill"/>
           <w:color w:val="FF0000"/>
         </w:rPr>
         <w:t xml:space="preserve"> </w:t>
       </w:r>
       <w:r>
         <w:rPr>
-          <w:rFonts w:ascii="Garamond" w:hAnsi="Garamond"/>
-          <w:color w:val="FF0000"/>
-          <w:lang w:val="es-ES"/>
-        </w:rPr>
-        <w:t>Cap</w:t>
-      </w:r>
-      <w:r>
-        <w:rPr>
-          <w:rFonts w:ascii="Garamond" w:hAnsi="Garamond"/>
-          <w:color w:val="FF0000"/>
-          <w:lang w:val="es-ES"/>
-        </w:rPr>
-        <w:t>í</w:t>
-      </w:r>
-      <w:r>
-        <w:rPr>
-          <w:rFonts w:ascii="Garamond" w:hAnsi="Garamond"/>
-          <w:color w:val="FF0000"/>
-          <w:lang w:val="es-ES"/>
-        </w:rPr>
-        <w:t>tulo</w:t>
-      </w:r>
-      <w:r>
-        <w:rPr>
-          <w:rFonts w:ascii="Garamond" w:hAnsi="Garamond"/>
-          <w:color w:val="FF0000"/>
-          <w:lang w:val="es-ES"/>
+          <w:rFonts w:ascii="Brill" w:hAnsi="Brill"/>
+          <w:color w:val="FF0000"/>
+          <w:lang w:val="es-ES"/>
+        </w:rPr>
+        <w:t xml:space="preserve">Capítulo </w:t>
+      </w:r>
+      <w:r>
+        <w:rPr>
+          <w:rFonts w:ascii="Brill" w:hAnsi="Brill"/>
+          <w:smallCaps/>
+          <w:color w:val="FF0000"/>
+        </w:rPr>
+        <w:t>xviii</w:t>
+      </w:r>
+      <w:r>
+        <w:rPr>
+          <w:rFonts w:ascii="Brill" w:hAnsi="Brill"/>
+          <w:color w:val="FF0000"/>
+          <w:vertAlign w:val="superscript"/>
+        </w:rPr>
+        <w:t>o</w:t>
+      </w:r>
+      <w:r>
+        <w:rPr>
+          <w:rFonts w:ascii="Brill" w:hAnsi="Brill"/>
+          <w:color w:val="FF0000"/>
+          <w:lang w:val="es-ES"/>
+        </w:rPr>
+        <w:t>.</w:t>
+      </w:r>
+      <w:r>
+        <w:rPr>
+          <w:rFonts w:ascii="Brill" w:hAnsi="Brill"/>
+          <w:color w:val="FF0000"/>
         </w:rPr>
         <w:t xml:space="preserve"> </w:t>
       </w:r>
       <w:r>
         <w:rPr>
-          <w:rFonts w:ascii="Garamond" w:hAnsi="Garamond"/>
-          <w:smallCaps/>
-          <w:color w:val="FF0000"/>
-        </w:rPr>
-        <w:t>xviii</w:t>
-      </w:r>
-      <w:r>
-        <w:rPr>
-          <w:rFonts w:ascii="Garamond" w:hAnsi="Garamond"/>
-          <w:color w:val="FF0000"/>
-          <w:vertAlign w:val="superscript"/>
-        </w:rPr>
-        <w:t>o</w:t>
-      </w:r>
-      <w:r>
-        <w:rPr>
-          <w:rFonts w:ascii="Garamond" w:hAnsi="Garamond"/>
-          <w:color w:val="FF0000"/>
-          <w:lang w:val="es-ES"/>
-        </w:rPr>
-        <w:t>.</w:t>
-      </w:r>
-      <w:r>
-        <w:rPr>
-          <w:rFonts w:ascii="Garamond" w:hAnsi="Garamond"/>
-          <w:color w:val="FF0000"/>
-        </w:rPr>
-        <w:t xml:space="preserve"> </w:t>
-      </w:r>
-      <w:r>
-        <w:rPr>
-          <w:rFonts w:ascii="Garamond" w:hAnsi="Garamond"/>
-          <w:color w:val="FF0000"/>
-          <w:lang w:val="es-ES"/>
-        </w:rPr>
-        <w:t>¿</w:t>
-      </w:r>
-      <w:r>
-        <w:rPr>
-          <w:rFonts w:ascii="Garamond" w:hAnsi="Garamond"/>
-          <w:color w:val="FF0000"/>
-          <w:lang w:val="es-ES"/>
-        </w:rPr>
-        <w:t>C</w:t>
-      </w:r>
-      <w:r>
-        <w:rPr>
-          <w:rFonts w:ascii="Garamond" w:hAnsi="Garamond"/>
-          <w:color w:val="FF0000"/>
-          <w:lang w:val="es-ES"/>
-        </w:rPr>
-        <w:t>ó</w:t>
-      </w:r>
-      <w:r>
-        <w:rPr>
-          <w:rFonts w:ascii="Garamond" w:hAnsi="Garamond"/>
-          <w:color w:val="FF0000"/>
-          <w:lang w:val="es-ES"/>
-        </w:rPr>
-        <w:t xml:space="preserve">mo </w:t>
-      </w:r>
-      <w:r>
-        <w:rPr>
-          <w:rFonts w:ascii="Garamond" w:hAnsi="Garamond"/>
+          <w:rFonts w:ascii="Brill" w:hAnsi="Brill"/>
+          <w:color w:val="FF0000"/>
+          <w:lang w:val="es-ES"/>
+        </w:rPr>
+        <w:t xml:space="preserve">¿Cómo </w:t>
+      </w:r>
+      <w:r>
+        <w:rPr>
+          <w:rFonts w:ascii="Brill" w:hAnsi="Brill"/>
           <w:color w:val="FF0000"/>
         </w:rPr>
         <w:t>puede entrar el alma en la criatura que est</w:t>
       </w:r>
       <w:r>
         <w:rPr>
-          <w:rFonts w:ascii="Garamond" w:hAnsi="Garamond"/>
+          <w:rFonts w:ascii="Brill" w:hAnsi="Brill"/>
           <w:color w:val="FF0000"/>
         </w:rPr>
         <w:t>á</w:t>
       </w:r>
       <w:r>
         <w:rPr>
-          <w:rFonts w:ascii="Garamond" w:hAnsi="Garamond"/>
+          <w:rFonts w:ascii="Brill" w:hAnsi="Brill"/>
           <w:color w:val="FF0000"/>
         </w:rPr>
         <w:t xml:space="preserve"> encerrado en el vientre de su </w:t>
       </w:r>
       <w:r>
         <w:rPr>
-          <w:rFonts w:ascii="Garamond" w:hAnsi="Garamond"/>
+          <w:rFonts w:ascii="Brill" w:hAnsi="Brill"/>
           <w:color w:val="FF0000"/>
         </w:rPr>
         <w:t>madre</w:t>
       </w:r>
       <w:r>
         <w:rPr>
-          <w:rFonts w:ascii="Garamond" w:hAnsi="Garamond"/>
+          <w:rFonts w:ascii="Brill" w:hAnsi="Brill"/>
           <w:color w:val="FF0000"/>
           <w:lang w:val="es-ES"/>
         </w:rPr>
@@ -956,7 +742,7 @@
     <w:p>
       <w:pPr>
         <w:rPr>
-          <w:rFonts w:ascii="Garamond" w:hAnsi="Garamond" w:cs="Times New Roman (Corps CS)"/>
+          <w:rFonts w:ascii="Brill" w:hAnsi="Brill" w:cs="Times New Roman (Corps CS)"/>
           <w:color w:val="FF0000"/>
           <w:kern w:val="2"/>
           <w14:ligatures w14:val="standardContextual"/>
@@ -964,7 +750,7 @@
       </w:pPr>
       <w:r>
         <w:rPr>
-          <w:rFonts w:ascii="Garamond" w:hAnsi="Garamond" w:cs="Times New Roman (Corps CS)"/>
+          <w:rFonts w:ascii="Brill" w:hAnsi="Brill" w:cs="Times New Roman (Corps CS)"/>
           <w:kern w:val="2"/>
           <w:lang w:val="es-ES"/>
           <w14:ligatures w14:val="standardContextual"/>
@@ -973,7 +759,7 @@
       </w:r>
       <w:r>
         <w:rPr>
-          <w:rFonts w:ascii="Garamond" w:hAnsi="Garamond" w:cs="Times New Roman (Corps CS)"/>
+          <w:rFonts w:ascii="Brill" w:hAnsi="Brill" w:cs="Times New Roman (Corps CS)"/>
           <w:color w:val="FF0000"/>
           <w:kern w:val="2"/>
           <w:lang w:val="es-ES"/>
@@ -983,7 +769,7 @@
       </w:r>
       <w:r>
         <w:rPr>
-          <w:rFonts w:ascii="Garamond" w:hAnsi="Garamond" w:cs="Times New Roman (Corps CS)"/>
+          <w:rFonts w:ascii="Brill" w:hAnsi="Brill" w:cs="Times New Roman (Corps CS)"/>
           <w:color w:val="FF0000"/>
           <w:kern w:val="2"/>
           <w14:ligatures w14:val="standardContextual"/>
@@ -992,7 +778,7 @@
       </w:r>
       <w:r>
         <w:rPr>
-          <w:rFonts w:ascii="Garamond" w:hAnsi="Garamond" w:cs="Times New Roman (Corps CS)"/>
+          <w:rFonts w:ascii="Brill" w:hAnsi="Brill" w:cs="Times New Roman (Corps CS)"/>
           <w:color w:val="FF0000"/>
           <w:kern w:val="2"/>
           <w:lang w:val="es-ES"/>
@@ -1002,7 +788,7 @@
       </w:r>
       <w:r>
         <w:rPr>
-          <w:rFonts w:ascii="Garamond" w:hAnsi="Garamond" w:cs="Times New Roman (Corps CS)"/>
+          <w:rFonts w:ascii="Brill" w:hAnsi="Brill" w:cs="Times New Roman (Corps CS)"/>
           <w:color w:val="FF0000"/>
           <w:kern w:val="2"/>
           <w14:ligatures w14:val="standardContextual"/>
@@ -1011,7 +797,7 @@
       </w:r>
       <w:r>
         <w:rPr>
-          <w:rFonts w:ascii="Garamond" w:hAnsi="Garamond" w:cs="Times New Roman (Corps CS)"/>
+          <w:rFonts w:ascii="Brill" w:hAnsi="Brill" w:cs="Times New Roman (Corps CS)"/>
           <w:color w:val="FF0000"/>
           <w:kern w:val="2"/>
           <w:lang w:val="es-ES"/>
@@ -1021,7 +807,7 @@
       </w:r>
       <w:r>
         <w:rPr>
-          <w:rFonts w:ascii="Garamond" w:hAnsi="Garamond" w:cs="Times New Roman (Corps CS)"/>
+          <w:rFonts w:ascii="Brill" w:hAnsi="Brill" w:cs="Times New Roman (Corps CS)"/>
           <w:color w:val="FF0000"/>
           <w:kern w:val="2"/>
           <w14:ligatures w14:val="standardContextual"/>
@@ -1030,7 +816,7 @@
       </w:r>
       <w:r>
         <w:rPr>
-          <w:rFonts w:ascii="Garamond" w:hAnsi="Garamond" w:cs="Times New Roman (Corps CS)"/>
+          <w:rFonts w:ascii="Brill" w:hAnsi="Brill" w:cs="Times New Roman (Corps CS)"/>
           <w:color w:val="FF0000"/>
           <w:kern w:val="2"/>
           <w:lang w:val="es-ES"/>
@@ -1040,7 +826,7 @@
       </w:r>
       <w:r>
         <w:rPr>
-          <w:rFonts w:ascii="Garamond" w:hAnsi="Garamond" w:cs="Times New Roman (Corps CS)"/>
+          <w:rFonts w:ascii="Brill" w:hAnsi="Brill" w:cs="Times New Roman (Corps CS)"/>
           <w:color w:val="FF0000"/>
           <w:kern w:val="2"/>
           <w14:ligatures w14:val="standardContextual"/>
@@ -1049,7 +835,7 @@
       </w:r>
       <w:r>
         <w:rPr>
-          <w:rFonts w:ascii="Garamond" w:hAnsi="Garamond" w:cs="Times New Roman (Corps CS)"/>
+          <w:rFonts w:ascii="Brill" w:hAnsi="Brill" w:cs="Times New Roman (Corps CS)"/>
           <w:color w:val="FF0000"/>
           <w:kern w:val="2"/>
           <w:lang w:val="es-ES"/>
@@ -1059,7 +845,7 @@
       </w:r>
       <w:r>
         <w:rPr>
-          <w:rFonts w:ascii="Garamond" w:hAnsi="Garamond" w:cs="Times New Roman (Corps CS)"/>
+          <w:rFonts w:ascii="Brill" w:hAnsi="Brill" w:cs="Times New Roman (Corps CS)"/>
           <w:color w:val="FF0000"/>
           <w:kern w:val="2"/>
           <w14:ligatures w14:val="standardContextual"/>
@@ -1070,7 +856,7 @@
     <w:p>
       <w:pPr>
         <w:rPr>
-          <w:rFonts w:ascii="Garamond" w:hAnsi="Garamond" w:cs="Times New Roman (Corps CS)"/>
+          <w:rFonts w:ascii="Brill" w:hAnsi="Brill" w:cs="Times New Roman (Corps CS)"/>
           <w:color w:val="FF0000"/>
           <w:kern w:val="2"/>
           <w14:ligatures w14:val="standardContextual"/>
@@ -1078,7 +864,7 @@
       </w:pPr>
       <w:r>
         <w:rPr>
-          <w:rFonts w:ascii="Garamond" w:hAnsi="Garamond" w:cs="Times New Roman (Corps CS)"/>
+          <w:rFonts w:ascii="Brill" w:hAnsi="Brill" w:cs="Times New Roman (Corps CS)"/>
           <w:kern w:val="2"/>
           <w:lang w:val="es-ES"/>
           <w14:ligatures w14:val="standardContextual"/>
@@ -1087,7 +873,7 @@
       </w:r>
       <w:r>
         <w:rPr>
-          <w:rFonts w:ascii="Garamond" w:hAnsi="Garamond" w:cs="Times New Roman (Corps CS)"/>
+          <w:rFonts w:ascii="Brill" w:hAnsi="Brill" w:cs="Times New Roman (Corps CS)"/>
           <w:kern w:val="2"/>
           <w14:ligatures w14:val="standardContextual"/>
         </w:rPr>
@@ -1095,7 +881,7 @@
       </w:r>
       <w:r>
         <w:rPr>
-          <w:rFonts w:ascii="Garamond" w:hAnsi="Garamond" w:cs="Times New Roman (Corps CS)"/>
+          <w:rFonts w:ascii="Brill" w:hAnsi="Brill" w:cs="Times New Roman (Corps CS)"/>
           <w:color w:val="FF0000"/>
           <w:kern w:val="2"/>
           <w14:ligatures w14:val="standardContextual"/>
@@ -1104,7 +890,7 @@
       </w:r>
       <w:r>
         <w:rPr>
-          <w:rFonts w:ascii="Garamond" w:hAnsi="Garamond" w:cs="Times New Roman (Corps CS)"/>
+          <w:rFonts w:ascii="Brill" w:hAnsi="Brill" w:cs="Times New Roman (Corps CS)"/>
           <w:smallCaps/>
           <w:color w:val="FF0000"/>
           <w:kern w:val="2"/>
@@ -1114,7 +900,7 @@
       </w:r>
       <w:r>
         <w:rPr>
-          <w:rFonts w:ascii="Garamond" w:hAnsi="Garamond" w:cs="Times New Roman (Corps CS)"/>
+          <w:rFonts w:ascii="Brill" w:hAnsi="Brill" w:cs="Times New Roman (Corps CS)"/>
           <w:color w:val="FF0000"/>
           <w:kern w:val="2"/>
           <w:lang w:val="es-ES"/>
@@ -1124,7 +910,7 @@
       </w:r>
       <w:r>
         <w:rPr>
-          <w:rFonts w:ascii="Garamond" w:hAnsi="Garamond" w:cs="Times New Roman (Corps CS)"/>
+          <w:rFonts w:ascii="Brill" w:hAnsi="Brill" w:cs="Times New Roman (Corps CS)"/>
           <w:color w:val="FF0000"/>
           <w:kern w:val="2"/>
           <w14:ligatures w14:val="standardContextual"/>
@@ -1133,7 +919,7 @@
       </w:r>
       <w:r>
         <w:rPr>
-          <w:rFonts w:ascii="Garamond" w:hAnsi="Garamond" w:cs="Times New Roman (Corps CS)"/>
+          <w:rFonts w:ascii="Brill" w:hAnsi="Brill" w:cs="Times New Roman (Corps CS)"/>
           <w:color w:val="FF0000"/>
           <w:kern w:val="2"/>
           <w:lang w:val="es-ES"/>
@@ -1143,7 +929,7 @@
       </w:r>
       <w:r>
         <w:rPr>
-          <w:rFonts w:ascii="Garamond" w:hAnsi="Garamond" w:cs="Times New Roman (Corps CS)"/>
+          <w:rFonts w:ascii="Brill" w:hAnsi="Brill" w:cs="Times New Roman (Corps CS)"/>
           <w:color w:val="FF0000"/>
           <w:kern w:val="2"/>
           <w14:ligatures w14:val="standardContextual"/>
